--- a/Оператор автоматических и полуавтоматических станков и линий станков/профессиональной подготовки 15474 Оператор станков/03. ПО_П_ФОС_Оператор станков_2-3_разр ОП.0.0.docx
+++ b/Оператор автоматических и полуавтоматических станков и линий станков/профессиональной подготовки 15474 Оператор станков/03. ПО_П_ФОС_Оператор станков_2-3_разр ОП.0.0.docx
@@ -234,7 +234,7 @@
           <w:rFonts w:ascii="Times New Roman" w:hAnsi="Times New Roman"/>
           <w:sz w:val="28"/>
         </w:rPr>
-        <w:t>Инструкция по охране труда;</w:t>
+        <w:t>A) Инструкция по охране труда;</w:t>
       </w:r>
     </w:p>
     <w:p>
@@ -247,7 +247,7 @@
           <w:rFonts w:ascii="Times New Roman" w:hAnsi="Times New Roman"/>
           <w:sz w:val="28"/>
         </w:rPr>
-        <w:t>Договор аренды производственного помещения;</w:t>
+        <w:t>B) Договор аренды производственного помещения;</w:t>
       </w:r>
     </w:p>
     <w:p>
@@ -260,7 +260,7 @@
           <w:rFonts w:ascii="Times New Roman" w:hAnsi="Times New Roman"/>
           <w:sz w:val="28"/>
         </w:rPr>
-        <w:t>План эвакуации из здания;</w:t>
+        <w:t>C) План эвакуации из здания;</w:t>
       </w:r>
     </w:p>
     <w:p>
@@ -273,7 +273,7 @@
           <w:rFonts w:ascii="Times New Roman" w:hAnsi="Times New Roman"/>
           <w:sz w:val="28"/>
         </w:rPr>
-        <w:t>График ежегодных отпусков работников.</w:t>
+        <w:t>D) График ежегодных отпусков работников.</w:t>
       </w:r>
     </w:p>
     <w:p>
@@ -311,7 +311,7 @@
           <w:rFonts w:ascii="Times New Roman" w:hAnsi="Times New Roman"/>
           <w:sz w:val="28"/>
         </w:rPr>
-        <w:t>Защитные очки, спецодежда и закрытая обувь;</w:t>
+        <w:t>A) Защитные очки, спецодежда и закрытая обувь;</w:t>
       </w:r>
     </w:p>
     <w:p>
@@ -324,7 +324,7 @@
           <w:rFonts w:ascii="Times New Roman" w:hAnsi="Times New Roman"/>
           <w:sz w:val="28"/>
         </w:rPr>
-        <w:t>Солнцезащитные очки и пляжная обувь;</w:t>
+        <w:t>B) Солнцезащитные очки и пляжная обувь;</w:t>
       </w:r>
     </w:p>
     <w:p>
@@ -337,7 +337,7 @@
           <w:rFonts w:ascii="Times New Roman" w:hAnsi="Times New Roman"/>
           <w:sz w:val="28"/>
         </w:rPr>
-        <w:t>Строительная каска и газовый респиратор;</w:t>
+        <w:t>C) Строительная каска и газовый респиратор;</w:t>
       </w:r>
     </w:p>
     <w:p>
@@ -350,7 +350,7 @@
           <w:rFonts w:ascii="Times New Roman" w:hAnsi="Times New Roman"/>
           <w:sz w:val="28"/>
         </w:rPr>
-        <w:t>Беруши и хлопчатобумажные перчатки.</w:t>
+        <w:t>D) Беруши и хлопчатобумажные перчатки.</w:t>
       </w:r>
     </w:p>
     <w:p>
@@ -388,7 +388,7 @@
           <w:rFonts w:ascii="Times New Roman" w:hAnsi="Times New Roman"/>
           <w:sz w:val="28"/>
         </w:rPr>
-        <w:t>Водный;</w:t>
+        <w:t>A) Водный;</w:t>
       </w:r>
     </w:p>
     <w:p>
@@ -401,7 +401,7 @@
           <w:rFonts w:ascii="Times New Roman" w:hAnsi="Times New Roman"/>
           <w:sz w:val="28"/>
         </w:rPr>
-        <w:t>Воздушно-пенный;</w:t>
+        <w:t>B) Воздушно-пенный;</w:t>
       </w:r>
     </w:p>
     <w:p>
@@ -414,7 +414,7 @@
           <w:rFonts w:ascii="Times New Roman" w:hAnsi="Times New Roman"/>
           <w:sz w:val="28"/>
         </w:rPr>
-        <w:t>Хладоновый;</w:t>
+        <w:t>C) Хладоновый;</w:t>
       </w:r>
     </w:p>
     <w:p>
@@ -427,7 +427,7 @@
           <w:rFonts w:ascii="Times New Roman" w:hAnsi="Times New Roman"/>
           <w:sz w:val="28"/>
         </w:rPr>
-        <w:t>Углекислотный.</w:t>
+        <w:t>D) Углекислотный.</w:t>
       </w:r>
     </w:p>
     <w:p>
@@ -465,7 +465,7 @@
           <w:rFonts w:ascii="Times New Roman" w:hAnsi="Times New Roman"/>
           <w:sz w:val="28"/>
         </w:rPr>
-        <w:t>Включить станок без осмотра;</w:t>
+        <w:t>A) Включить станок без осмотра;</w:t>
       </w:r>
     </w:p>
     <w:p>
@@ -478,7 +478,7 @@
           <w:rFonts w:ascii="Times New Roman" w:hAnsi="Times New Roman"/>
           <w:sz w:val="28"/>
         </w:rPr>
-        <w:t>Осмотреть станок и проверить защитные устройства;</w:t>
+        <w:t>B) Осмотреть станок и проверить защитные устройства;</w:t>
       </w:r>
     </w:p>
     <w:p>
@@ -491,7 +491,7 @@
           <w:rFonts w:ascii="Times New Roman" w:hAnsi="Times New Roman"/>
           <w:sz w:val="28"/>
         </w:rPr>
-        <w:t>Сообщить мастеру о выходе на работу;</w:t>
+        <w:t>C) Сообщить мастеру о выходе на работу;</w:t>
       </w:r>
     </w:p>
     <w:p>
@@ -504,7 +504,7 @@
           <w:rFonts w:ascii="Times New Roman" w:hAnsi="Times New Roman"/>
           <w:sz w:val="28"/>
         </w:rPr>
-        <w:t>Протереть оборудование влажной тканью.</w:t>
+        <w:t>D) Протереть оборудование влажной тканью.</w:t>
       </w:r>
     </w:p>
     <w:p>
@@ -542,7 +542,7 @@
           <w:rFonts w:ascii="Times New Roman" w:hAnsi="Times New Roman"/>
           <w:sz w:val="28"/>
         </w:rPr>
-        <w:t>1:2;</w:t>
+        <w:t>A) 1:2;</w:t>
       </w:r>
     </w:p>
     <w:p>
@@ -555,7 +555,7 @@
           <w:rFonts w:ascii="Times New Roman" w:hAnsi="Times New Roman"/>
           <w:sz w:val="28"/>
         </w:rPr>
-        <w:t>2:1;</w:t>
+        <w:t>B) 2:1;</w:t>
       </w:r>
     </w:p>
     <w:p>
@@ -568,7 +568,7 @@
           <w:rFonts w:ascii="Times New Roman" w:hAnsi="Times New Roman"/>
           <w:sz w:val="28"/>
         </w:rPr>
-        <w:t>5:1;</w:t>
+        <w:t>C) 5:1;</w:t>
       </w:r>
     </w:p>
     <w:p>
@@ -581,7 +581,7 @@
           <w:rFonts w:ascii="Times New Roman" w:hAnsi="Times New Roman"/>
           <w:sz w:val="28"/>
         </w:rPr>
-        <w:t>1:1.</w:t>
+        <w:t>D) 1:1.</w:t>
       </w:r>
     </w:p>
     <w:p>
@@ -619,7 +619,7 @@
           <w:rFonts w:ascii="Times New Roman" w:hAnsi="Times New Roman"/>
           <w:sz w:val="28"/>
         </w:rPr>
-        <w:t>Сплошная толстая;</w:t>
+        <w:t>A) Сплошная толстая;</w:t>
       </w:r>
     </w:p>
     <w:p>
@@ -632,7 +632,7 @@
           <w:rFonts w:ascii="Times New Roman" w:hAnsi="Times New Roman"/>
           <w:sz w:val="28"/>
         </w:rPr>
-        <w:t>Штриховая;</w:t>
+        <w:t>B) Штриховая;</w:t>
       </w:r>
     </w:p>
     <w:p>
@@ -645,7 +645,7 @@
           <w:rFonts w:ascii="Times New Roman" w:hAnsi="Times New Roman"/>
           <w:sz w:val="28"/>
         </w:rPr>
-        <w:t>Штрихпунктирная;</w:t>
+        <w:t>C) Штрихпунктирная;</w:t>
       </w:r>
     </w:p>
     <w:p>
@@ -658,7 +658,7 @@
           <w:rFonts w:ascii="Times New Roman" w:hAnsi="Times New Roman"/>
           <w:sz w:val="28"/>
         </w:rPr>
-        <w:t>Волнистая.</w:t>
+        <w:t>D) Волнистая.</w:t>
       </w:r>
     </w:p>
     <w:p>
@@ -696,7 +696,7 @@
           <w:rFonts w:ascii="Times New Roman" w:hAnsi="Times New Roman"/>
           <w:sz w:val="28"/>
         </w:rPr>
-        <w:t>Сборочный;</w:t>
+        <w:t>A) Сборочный;</w:t>
       </w:r>
     </w:p>
     <w:p>
@@ -709,7 +709,7 @@
           <w:rFonts w:ascii="Times New Roman" w:hAnsi="Times New Roman"/>
           <w:sz w:val="28"/>
         </w:rPr>
-        <w:t>Габаритный;</w:t>
+        <w:t>B) Габаритный;</w:t>
       </w:r>
     </w:p>
     <w:p>
@@ -722,7 +722,7 @@
           <w:rFonts w:ascii="Times New Roman" w:hAnsi="Times New Roman"/>
           <w:sz w:val="28"/>
         </w:rPr>
-        <w:t>Кинематическая схема;</w:t>
+        <w:t>C) Кинематическая схема;</w:t>
       </w:r>
     </w:p>
     <w:p>
@@ -735,7 +735,7 @@
           <w:rFonts w:ascii="Times New Roman" w:hAnsi="Times New Roman"/>
           <w:sz w:val="28"/>
         </w:rPr>
-        <w:t>Рабочий чертёж детали.</w:t>
+        <w:t>D) Рабочий чертёж детали.</w:t>
       </w:r>
     </w:p>
     <w:p>
@@ -773,7 +773,7 @@
           <w:rFonts w:ascii="Times New Roman" w:hAnsi="Times New Roman"/>
           <w:sz w:val="28"/>
         </w:rPr>
-        <w:t>Медь;</w:t>
+        <w:t>A) Медь;</w:t>
       </w:r>
     </w:p>
     <w:p>
@@ -786,7 +786,7 @@
           <w:rFonts w:ascii="Times New Roman" w:hAnsi="Times New Roman"/>
           <w:sz w:val="28"/>
         </w:rPr>
-        <w:t>Алюминий;</w:t>
+        <w:t>B) Алюминий;</w:t>
       </w:r>
     </w:p>
     <w:p>
@@ -799,7 +799,7 @@
           <w:rFonts w:ascii="Times New Roman" w:hAnsi="Times New Roman"/>
           <w:sz w:val="28"/>
         </w:rPr>
-        <w:t>Цинк;</w:t>
+        <w:t>C) Цинк;</w:t>
       </w:r>
     </w:p>
     <w:p>
@@ -812,7 +812,7 @@
           <w:rFonts w:ascii="Times New Roman" w:hAnsi="Times New Roman"/>
           <w:sz w:val="28"/>
         </w:rPr>
-        <w:t>Железо.</w:t>
+        <w:t>D) Железо.</w:t>
       </w:r>
     </w:p>
     <w:p>
@@ -850,7 +850,7 @@
           <w:rFonts w:ascii="Times New Roman" w:hAnsi="Times New Roman"/>
           <w:sz w:val="28"/>
         </w:rPr>
-        <w:t>Способность материала выдерживать растяжение;</w:t>
+        <w:t>A) Способность материала выдерживать растяжение;</w:t>
       </w:r>
     </w:p>
     <w:p>
@@ -863,7 +863,7 @@
           <w:rFonts w:ascii="Times New Roman" w:hAnsi="Times New Roman"/>
           <w:sz w:val="28"/>
         </w:rPr>
-        <w:t>Способность материала сопротивляться проникновению в него другого тела;</w:t>
+        <w:t>B) Способность материала сопротивляться проникновению в него другого тела;</w:t>
       </w:r>
     </w:p>
     <w:p>
@@ -876,7 +876,7 @@
           <w:rFonts w:ascii="Times New Roman" w:hAnsi="Times New Roman"/>
           <w:sz w:val="28"/>
         </w:rPr>
-        <w:t>Способность материала восстанавливать форму после деформации;</w:t>
+        <w:t>C) Способность материала восстанавливать форму после деформации;</w:t>
       </w:r>
     </w:p>
     <w:p>
@@ -889,7 +889,7 @@
           <w:rFonts w:ascii="Times New Roman" w:hAnsi="Times New Roman"/>
           <w:sz w:val="28"/>
         </w:rPr>
-        <w:t>Способность материала проводить тепло.</w:t>
+        <w:t>D) Способность материала проводить тепло.</w:t>
       </w:r>
     </w:p>
     <w:p>
@@ -927,7 +927,7 @@
           <w:rFonts w:ascii="Times New Roman" w:hAnsi="Times New Roman"/>
           <w:sz w:val="28"/>
         </w:rPr>
-        <w:t>У8;</w:t>
+        <w:t>A) У8;</w:t>
       </w:r>
     </w:p>
     <w:p>
@@ -940,7 +940,7 @@
           <w:rFonts w:ascii="Times New Roman" w:hAnsi="Times New Roman"/>
           <w:sz w:val="28"/>
         </w:rPr>
-        <w:t>Ст3;</w:t>
+        <w:t>B) Ст3;</w:t>
       </w:r>
     </w:p>
     <w:p>
@@ -953,7 +953,7 @@
           <w:rFonts w:ascii="Times New Roman" w:hAnsi="Times New Roman"/>
           <w:sz w:val="28"/>
         </w:rPr>
-        <w:t>45;</w:t>
+        <w:t>C) 45;</w:t>
       </w:r>
     </w:p>
     <w:p>
@@ -966,7 +966,7 @@
           <w:rFonts w:ascii="Times New Roman" w:hAnsi="Times New Roman"/>
           <w:sz w:val="28"/>
         </w:rPr>
-        <w:t>Р6М5.</w:t>
+        <w:t>D) Р6М5.</w:t>
       </w:r>
     </w:p>
     <w:p>
@@ -1004,7 +1004,7 @@
           <w:rFonts w:ascii="Times New Roman" w:hAnsi="Times New Roman"/>
           <w:sz w:val="28"/>
         </w:rPr>
-        <w:t>Ремённая передача;</w:t>
+        <w:t>A) Ремённая передача;</w:t>
       </w:r>
     </w:p>
     <w:p>
@@ -1017,7 +1017,7 @@
           <w:rFonts w:ascii="Times New Roman" w:hAnsi="Times New Roman"/>
           <w:sz w:val="28"/>
         </w:rPr>
-        <w:t>Зубчатая передача;</w:t>
+        <w:t>B) Зубчатая передача;</w:t>
       </w:r>
     </w:p>
     <w:p>
@@ -1030,7 +1030,7 @@
           <w:rFonts w:ascii="Times New Roman" w:hAnsi="Times New Roman"/>
           <w:sz w:val="28"/>
         </w:rPr>
-        <w:t>Червячная передача;</w:t>
+        <w:t>C) Червячная передача;</w:t>
       </w:r>
     </w:p>
     <w:p>
@@ -1043,7 +1043,7 @@
           <w:rFonts w:ascii="Times New Roman" w:hAnsi="Times New Roman"/>
           <w:sz w:val="28"/>
         </w:rPr>
-        <w:t>Винтовая передача.</w:t>
+        <w:t>D) Винтовая передача.</w:t>
       </w:r>
     </w:p>
     <w:p>
@@ -1081,7 +1081,7 @@
           <w:rFonts w:ascii="Times New Roman" w:hAnsi="Times New Roman"/>
           <w:sz w:val="28"/>
         </w:rPr>
-        <w:t>Скорость движения;</w:t>
+        <w:t>A) Скорость движения;</w:t>
       </w:r>
     </w:p>
     <w:p>
@@ -1094,7 +1094,7 @@
           <w:rFonts w:ascii="Times New Roman" w:hAnsi="Times New Roman"/>
           <w:sz w:val="28"/>
         </w:rPr>
-        <w:t>Крутящий момент;</w:t>
+        <w:t>B) Крутящий момент;</w:t>
       </w:r>
     </w:p>
     <w:p>
@@ -1107,7 +1107,7 @@
           <w:rFonts w:ascii="Times New Roman" w:hAnsi="Times New Roman"/>
           <w:sz w:val="28"/>
         </w:rPr>
-        <w:t>Массу детали;</w:t>
+        <w:t>C) Массу детали;</w:t>
       </w:r>
     </w:p>
     <w:p>
@@ -1120,7 +1120,7 @@
           <w:rFonts w:ascii="Times New Roman" w:hAnsi="Times New Roman"/>
           <w:sz w:val="28"/>
         </w:rPr>
-        <w:t>Температуру нагрева.</w:t>
+        <w:t>D) Температуру нагрева.</w:t>
       </w:r>
     </w:p>
     <w:p>
@@ -1158,7 +1158,7 @@
           <w:rFonts w:ascii="Times New Roman" w:hAnsi="Times New Roman"/>
           <w:sz w:val="28"/>
         </w:rPr>
-        <w:t>Радиальный шариковый;</w:t>
+        <w:t>A) Радиальный шариковый;</w:t>
       </w:r>
     </w:p>
     <w:p>
@@ -1171,7 +1171,7 @@
           <w:rFonts w:ascii="Times New Roman" w:hAnsi="Times New Roman"/>
           <w:sz w:val="28"/>
         </w:rPr>
-        <w:t>Радиально-упорный;</w:t>
+        <w:t>B) Радиально-упорный;</w:t>
       </w:r>
     </w:p>
     <w:p>
@@ -1184,7 +1184,7 @@
           <w:rFonts w:ascii="Times New Roman" w:hAnsi="Times New Roman"/>
           <w:sz w:val="28"/>
         </w:rPr>
-        <w:t>Упорный;</w:t>
+        <w:t>C) Упорный;</w:t>
       </w:r>
     </w:p>
     <w:p>
@@ -1197,7 +1197,7 @@
           <w:rFonts w:ascii="Times New Roman" w:hAnsi="Times New Roman"/>
           <w:sz w:val="28"/>
         </w:rPr>
-        <w:t>Сферический.</w:t>
+        <w:t>D) Сферический.</w:t>
       </w:r>
     </w:p>
     <w:p>
@@ -1235,7 +1235,7 @@
           <w:rFonts w:ascii="Times New Roman" w:hAnsi="Times New Roman"/>
           <w:sz w:val="28"/>
         </w:rPr>
-        <w:t>Разность между верхним и нижним отклонениями;</w:t>
+        <w:t>A) Разность между верхним и нижним отклонениями;</w:t>
       </w:r>
     </w:p>
     <w:p>
@@ -1248,7 +1248,7 @@
           <w:rFonts w:ascii="Times New Roman" w:hAnsi="Times New Roman"/>
           <w:sz w:val="28"/>
         </w:rPr>
-        <w:t>Расстояние между станками в цеху;</w:t>
+        <w:t>B) Расстояние между станками в цеху;</w:t>
       </w:r>
     </w:p>
     <w:p>
@@ -1261,7 +1261,7 @@
           <w:rFonts w:ascii="Times New Roman" w:hAnsi="Times New Roman"/>
           <w:sz w:val="28"/>
         </w:rPr>
-        <w:t>Номинальный размер детали;</w:t>
+        <w:t>C) Номинальный размер детали;</w:t>
       </w:r>
     </w:p>
     <w:p>
@@ -1274,7 +1274,7 @@
           <w:rFonts w:ascii="Times New Roman" w:hAnsi="Times New Roman"/>
           <w:sz w:val="28"/>
         </w:rPr>
-        <w:t>Максимальная температура обработки.</w:t>
+        <w:t>D) Максимальная температура обработки.</w:t>
       </w:r>
     </w:p>
     <w:p>
@@ -1312,7 +1312,7 @@
           <w:rFonts w:ascii="Times New Roman" w:hAnsi="Times New Roman"/>
           <w:sz w:val="28"/>
         </w:rPr>
-        <w:t>Линейка металлическая;</w:t>
+        <w:t>A) Линейка металлическая;</w:t>
       </w:r>
     </w:p>
     <w:p>
@@ -1325,7 +1325,7 @@
           <w:rFonts w:ascii="Times New Roman" w:hAnsi="Times New Roman"/>
           <w:sz w:val="28"/>
         </w:rPr>
-        <w:t>Штангенциркуль ШЦ-I;</w:t>
+        <w:t>B) Штангенциркуль ШЦ-I;</w:t>
       </w:r>
     </w:p>
     <w:p>
@@ -1338,7 +1338,7 @@
           <w:rFonts w:ascii="Times New Roman" w:hAnsi="Times New Roman"/>
           <w:sz w:val="28"/>
         </w:rPr>
-        <w:t>Микрометр гладкий;</w:t>
+        <w:t>C) Микрометр гладкий;</w:t>
       </w:r>
     </w:p>
     <w:p>
@@ -1351,7 +1351,7 @@
           <w:rFonts w:ascii="Times New Roman" w:hAnsi="Times New Roman"/>
           <w:sz w:val="28"/>
         </w:rPr>
-        <w:t>Угломер.</w:t>
+        <w:t>D) Угломер.</w:t>
       </w:r>
     </w:p>
     <w:p>
@@ -1389,7 +1389,7 @@
           <w:rFonts w:ascii="Times New Roman" w:hAnsi="Times New Roman"/>
           <w:sz w:val="28"/>
         </w:rPr>
-        <w:t>Скользящая;</w:t>
+        <w:t>A) Скользящая;</w:t>
       </w:r>
     </w:p>
     <w:p>
@@ -1402,7 +1402,7 @@
           <w:rFonts w:ascii="Times New Roman" w:hAnsi="Times New Roman"/>
           <w:sz w:val="28"/>
         </w:rPr>
-        <w:t>Переходная;</w:t>
+        <w:t>B) Переходная;</w:t>
       </w:r>
     </w:p>
     <w:p>
@@ -1415,7 +1415,7 @@
           <w:rFonts w:ascii="Times New Roman" w:hAnsi="Times New Roman"/>
           <w:sz w:val="28"/>
         </w:rPr>
-        <w:t>С натягом;</w:t>
+        <w:t>C) С натягом;</w:t>
       </w:r>
     </w:p>
     <w:p>
@@ -1428,7 +1428,7 @@
           <w:rFonts w:ascii="Times New Roman" w:hAnsi="Times New Roman"/>
           <w:sz w:val="28"/>
         </w:rPr>
-        <w:t>Свободная.</w:t>
+        <w:t>D) Свободная.</w:t>
       </w:r>
     </w:p>
     <w:p>
@@ -1466,7 +1466,7 @@
           <w:rFonts w:ascii="Times New Roman" w:hAnsi="Times New Roman"/>
           <w:sz w:val="28"/>
         </w:rPr>
-        <w:t>Литьё;</w:t>
+        <w:t>A) Литьё;</w:t>
       </w:r>
     </w:p>
     <w:p>
@@ -1479,7 +1479,7 @@
           <w:rFonts w:ascii="Times New Roman" w:hAnsi="Times New Roman"/>
           <w:sz w:val="28"/>
         </w:rPr>
-        <w:t>Штамповка;</w:t>
+        <w:t>B) Штамповка;</w:t>
       </w:r>
     </w:p>
     <w:p>
@@ -1492,7 +1492,7 @@
           <w:rFonts w:ascii="Times New Roman" w:hAnsi="Times New Roman"/>
           <w:sz w:val="28"/>
         </w:rPr>
-        <w:t>Точение;</w:t>
+        <w:t>C) Точение;</w:t>
       </w:r>
     </w:p>
     <w:p>
@@ -1505,7 +1505,7 @@
           <w:rFonts w:ascii="Times New Roman" w:hAnsi="Times New Roman"/>
           <w:sz w:val="28"/>
         </w:rPr>
-        <w:t>Сварка.</w:t>
+        <w:t>D) Сварка.</w:t>
       </w:r>
     </w:p>
     <w:p>
@@ -1543,7 +1543,7 @@
           <w:rFonts w:ascii="Times New Roman" w:hAnsi="Times New Roman"/>
           <w:sz w:val="28"/>
         </w:rPr>
-        <w:t>Припуск;</w:t>
+        <w:t>A) Припуск;</w:t>
       </w:r>
     </w:p>
     <w:p>
@@ -1556,7 +1556,7 @@
           <w:rFonts w:ascii="Times New Roman" w:hAnsi="Times New Roman"/>
           <w:sz w:val="28"/>
         </w:rPr>
-        <w:t>Допуск;</w:t>
+        <w:t>B) Допуск;</w:t>
       </w:r>
     </w:p>
     <w:p>
@@ -1569,7 +1569,7 @@
           <w:rFonts w:ascii="Times New Roman" w:hAnsi="Times New Roman"/>
           <w:sz w:val="28"/>
         </w:rPr>
-        <w:t>Шероховатость;</w:t>
+        <w:t>C) Шероховатость;</w:t>
       </w:r>
     </w:p>
     <w:p>
@@ -1582,7 +1582,7 @@
           <w:rFonts w:ascii="Times New Roman" w:hAnsi="Times New Roman"/>
           <w:sz w:val="28"/>
         </w:rPr>
-        <w:t>Квалитет.</w:t>
+        <w:t>D) Квалитет.</w:t>
       </w:r>
     </w:p>
     <w:p>
@@ -1620,7 +1620,7 @@
           <w:rFonts w:ascii="Times New Roman" w:hAnsi="Times New Roman"/>
           <w:sz w:val="28"/>
         </w:rPr>
-        <w:t>Фрезерование;</w:t>
+        <w:t>A) Фрезерование;</w:t>
       </w:r>
     </w:p>
     <w:p>
@@ -1633,7 +1633,7 @@
           <w:rFonts w:ascii="Times New Roman" w:hAnsi="Times New Roman"/>
           <w:sz w:val="28"/>
         </w:rPr>
-        <w:t>Строгание;</w:t>
+        <w:t>B) Строгание;</w:t>
       </w:r>
     </w:p>
     <w:p>
@@ -1646,7 +1646,7 @@
           <w:rFonts w:ascii="Times New Roman" w:hAnsi="Times New Roman"/>
           <w:sz w:val="28"/>
         </w:rPr>
-        <w:t>Шлифование;</w:t>
+        <w:t>C) Шлифование;</w:t>
       </w:r>
     </w:p>
     <w:p>
@@ -1659,7 +1659,7 @@
           <w:rFonts w:ascii="Times New Roman" w:hAnsi="Times New Roman"/>
           <w:sz w:val="28"/>
         </w:rPr>
-        <w:t>Сверление.</w:t>
+        <w:t>D) Сверление.</w:t>
       </w:r>
     </w:p>
     <w:p>
@@ -1697,7 +1697,7 @@
           <w:rFonts w:ascii="Times New Roman" w:hAnsi="Times New Roman"/>
           <w:sz w:val="28"/>
         </w:rPr>
-        <w:t>I группа;</w:t>
+        <w:t>A) I группа;</w:t>
       </w:r>
     </w:p>
     <w:p>
@@ -1710,7 +1710,7 @@
           <w:rFonts w:ascii="Times New Roman" w:hAnsi="Times New Roman"/>
           <w:sz w:val="28"/>
         </w:rPr>
-        <w:t>II группа;</w:t>
+        <w:t>B) II группа;</w:t>
       </w:r>
     </w:p>
     <w:p>
@@ -1723,7 +1723,7 @@
           <w:rFonts w:ascii="Times New Roman" w:hAnsi="Times New Roman"/>
           <w:sz w:val="28"/>
         </w:rPr>
-        <w:t>IV группа;</w:t>
+        <w:t>C) IV группа;</w:t>
       </w:r>
     </w:p>
     <w:p>
@@ -1736,7 +1736,7 @@
           <w:rFonts w:ascii="Times New Roman" w:hAnsi="Times New Roman"/>
           <w:sz w:val="28"/>
         </w:rPr>
-        <w:t>III группа.</w:t>
+        <w:t>D) III группа.</w:t>
       </w:r>
     </w:p>
     <w:p>

--- a/Оператор автоматических и полуавтоматических станков и линий станков/профессиональной подготовки 15474 Оператор станков/03. ПО_П_ФОС_Оператор станков_2-3_разр ОП.0.0.docx
+++ b/Оператор автоматических и полуавтоматических станков и линий станков/профессиональной подготовки 15474 Оператор станков/03. ПО_П_ФОС_Оператор станков_2-3_разр ОП.0.0.docx
@@ -414,7 +414,7 @@
           <w:rFonts w:ascii="Times New Roman" w:hAnsi="Times New Roman"/>
           <w:sz w:val="28"/>
         </w:rPr>
-        <w:t>C) Хладоновый;</w:t>
+        <w:t>C) Воздушно-водяной;</w:t>
       </w:r>
     </w:p>
     <w:p>
@@ -683,7 +683,7 @@
           <w:rFonts w:ascii="Times New Roman" w:hAnsi="Times New Roman"/>
           <w:sz w:val="28"/>
         </w:rPr>
-        <w:t>7. Какой вид чертежа показывает форму и размеры отдельной детали?</w:t>
+        <w:t>7. Какой вид чертежа содержит информацию для изготовления и контроля изделия?</w:t>
       </w:r>
     </w:p>
     <w:p>
@@ -748,7 +748,7 @@
           <w:rFonts w:ascii="Times New Roman" w:hAnsi="Times New Roman"/>
           <w:sz w:val="28"/>
         </w:rPr>
-        <w:t>Правильный ответ под номером: C</w:t>
+        <w:t>Правильный ответ под номером: D</w:t>
       </w:r>
     </w:p>
     <w:p>
